--- a/KHBD_Tin_học/Lớp_5/Tuần_10/KHBD_Tin_hoc_Lớp_5_Tiet09_Bai_7_Thuc_hanh_soan_thao_van_ban.docx
+++ b/KHBD_Tin_học/Lớp_5/Tuần_10/KHBD_Tin_hoc_Lớp_5_Tiet09_Bai_7_Thuc_hanh_soan_thao_van_ban.docx
@@ -360,12 +360,12 @@
       </w:pPr>
       <w:r>
         <w:rPr>
-          <w:rFonts w:ascii="Times New Roman" w:hAnsi="Times New Roman" w:eastAsia="Times New Roman"/>
+          <w:rFonts w:ascii="Times New Roman" w:hAnsi="Times New Roman" w:eastAsia="Times New Roman" w:cs="Times New Roman"/>
           <w:b w:val="0"/>
           <w:i w:val="0"/>
           <w:sz w:val="26"/>
         </w:rPr>
-        <w:t>- Miền I. Khai thác dữ liệu và thông tin (thành tố 1.1. Duyệt, tìm kiếm và lọc dữ liệu, thông tin và nội dung số – Bậc 1): Khai thác thông tin số, dữ liệu đa phương tiện an toàn phục vụ bài học. (Đạt được thông qua Hoạt động 2)</w:t>
+        <w:t>- Miền III. Sáng tạo nội dung số (thành tố 3.1. Phát triển nội dung số – Bậc 2): Xác định được các cách tạo và chỉnh sửa nội dung đơn giản ở các định dạng đơn giản,; Chọn được cách thể hiện bản thân thông qua việc tạo ra các nội dung số đơn giản. (Đạt được thông qua Hoạt động 2, Hoạt động 3).</w:t>
       </w:r>
     </w:p>
     <w:p>
@@ -376,12 +376,12 @@
       </w:pPr>
       <w:r>
         <w:rPr>
-          <w:rFonts w:ascii="Times New Roman" w:hAnsi="Times New Roman" w:eastAsia="Times New Roman"/>
+          <w:rFonts w:ascii="Times New Roman" w:hAnsi="Times New Roman" w:eastAsia="Times New Roman" w:cs="Times New Roman"/>
           <w:b w:val="0"/>
           <w:i w:val="0"/>
           <w:sz w:val="26"/>
         </w:rPr>
-        <w:t>- Miền IV. An toàn (thành tố 4.1. Bảo vệ thiết bị – Bậc 1): Tuân thủ quy tắc an toàn về điện, bảo vệ mắt và giữ vệ sinh thiết bị phòng máy. (Đạt được thông qua Hoạt động 3, Hoạt động 4)</w:t>
+        <w:t>- Miền I. Khai thác dữ liệu và thông tin (thành tố 1.3. Quản lý dữ liệu, thông tin và nội dung số – Bậc 2): Xác định được cách tổ chức, lưu trữ và truy xuất dữ liệu, thông tin và nội dung một cách đơn giản trong môi trường số; Nhận biết được nơi để sắp xếp dữ liệu, thông tin và nội dung một cách đơn giản trong môi trường có cấu trúc. (Đạt được thông qua Hoạt động 3, Hoạt động 4).</w:t>
       </w:r>
     </w:p>
     <w:p>

--- a/KHBD_Tin_học/Lớp_5/Tuần_10/KHBD_Tin_hoc_Lớp_5_Tiet09_Bai_7_Thuc_hanh_soan_thao_van_ban.docx
+++ b/KHBD_Tin_học/Lớp_5/Tuần_10/KHBD_Tin_hoc_Lớp_5_Tiet09_Bai_7_Thuc_hanh_soan_thao_van_ban.docx
@@ -371,7 +371,7 @@
           <w:i w:val="0"/>
           <w:sz w:val="26"/>
         </w:rPr>
-        <w:t>- NLa (Sử dụng và quản lí các phương tiện ICT): Nhận diện và thao tác đúng các công cụ, phần mềm trong bài Bài 7: Thực hành soạn thảo văn bản. (Đạt được thông qua Hoạt động 2)</w:t>
+        <w:t>- NLd (Ứng dụng ICT trong học và tự học): Sử dụng phần mềm để tạo ra sản phẩm số hoàn chỉnh phục vụ học tập và đời sống trong bài Bài 7: Thực hành soạn thảo văn bản. (Đạt được thông qua Hoạt động 3)</w:t>
       </w:r>
     </w:p>
     <w:p>
@@ -387,7 +387,7 @@
           <w:i w:val="0"/>
           <w:sz w:val="26"/>
         </w:rPr>
-        <w:t>- NLd (Ứng dụng ICT trong học và tự học): Sử dụng phần mềm tạo sản phẩm số phục vụ học tập. (Đạt được thông qua Hoạt động 3)</w:t>
+        <w:t>- NLa (Sử dụng và quản lí các phương tiện ICT): Thao tác thành thạo bàn phím, chuột và giao diện chức năng của phần mềm. (Đạt được thông qua Hoạt động 2)</w:t>
       </w:r>
     </w:p>
     <w:p>
